--- a/Sprint20260921-20261002/HERO-67225_20261008_112534.docx
+++ b/Sprint20260921-20261002/HERO-67225_20261008_112534.docx
@@ -16,6 +16,21 @@
           <w:u w:val="none"/>
         </w:rPr>
         <w:t>HERO-67225 Test Report</w:t>
+      </w:r>
+    </w:p>
+    <w:p>
+      <w:pPr>
+        <w:spacing w:before="0" w:after="80"/>
+      </w:pPr>
+      <w:r>
+        <w:rPr>
+          <w:rFonts w:ascii="Arial" w:hAnsi="Arial" w:eastAsia="Arial" w:cs="Arial"/>
+          <w:b w:val="0"/>
+          <w:color w:val="000000"/>
+          <w:sz w:val="20"/>
+          <w:u w:val="none"/>
+        </w:rPr>
+        <w:t>&gt; Font: Arial for the entire document. L1: 16pt bold center; L2: 13pt bold underlined; L3: 12pt bold blue (#001eff); L4: 11pt bold blue (#001eff); body: 10pt. Language: English.</w:t>
       </w:r>
     </w:p>
     <w:p>
@@ -45,22 +60,7 @@
           <w:sz w:val="24"/>
           <w:u w:val="none"/>
         </w:rPr>
-        <w:t>F1.POS Windows Client Launch and Basic Operations After Java 25 Upgrade</w:t>
-      </w:r>
-    </w:p>
-    <w:p>
-      <w:pPr>
-        <w:spacing w:before="120" w:after="60"/>
-      </w:pPr>
-      <w:r>
-        <w:rPr>
-          <w:rFonts w:ascii="Arial" w:hAnsi="Arial" w:eastAsia="Arial" w:cs="Arial"/>
-          <w:b/>
-          <w:color w:val="001EFF"/>
-          <w:sz w:val="22"/>
-          <w:u w:val="none"/>
-        </w:rPr>
-        <w:t>F1.1.Verify POS Windows Client Launches Successfully With Java 25 Runtime</w:t>
+        <w:t>F1. Windows Client Startup and Login on Java 25</w:t>
       </w:r>
     </w:p>
     <w:p>
@@ -91,7 +91,7 @@
           <w:sz w:val="20"/>
           <w:u w:val="none"/>
         </w:rPr>
-        <w:t>1. The new POS Windows Client build packaged with Java 25 runtime is available for installation</w:t>
+        <w:t>1. The POS Client (Windows) is upgraded to Java 25 and installed on a Workstation (Windows 11 Enterprise).</w:t>
       </w:r>
     </w:p>
     <w:p>
@@ -107,7 +107,7 @@
           <w:sz w:val="20"/>
           <w:u w:val="none"/>
         </w:rPr>
-        <w:t>2. A clean Workstation (Windows 11 Enterprise) is available in the local test environment</w:t>
+        <w:t>2. The Workstation is connected to the local server.</w:t>
       </w:r>
     </w:p>
     <w:p>
@@ -123,23 +123,7 @@
           <w:sz w:val="20"/>
           <w:u w:val="none"/>
         </w:rPr>
-        <w:t>3. POS backend (Cloud / Local / OnPremise) is reachable from the workstation</w:t>
-      </w:r>
-    </w:p>
-    <w:p>
-      <w:pPr>
-        <w:spacing w:before="0" w:after="40"/>
-        <w:ind w:left="360" w:hanging="240"/>
-      </w:pPr>
-      <w:r>
-        <w:rPr>
-          <w:rFonts w:ascii="Arial" w:hAnsi="Arial" w:eastAsia="Arial" w:cs="Arial"/>
-          <w:b w:val="0"/>
-          <w:color w:val="000000"/>
-          <w:sz w:val="20"/>
-          <w:u w:val="none"/>
-        </w:rPr>
-        <w:t>4. A valid user account exists in the system</w:t>
+        <w:t>3. A valid POS user account is available.</w:t>
       </w:r>
     </w:p>
     <w:p>
@@ -170,7 +154,7 @@
           <w:sz w:val="20"/>
           <w:u w:val="none"/>
         </w:rPr>
-        <w:t>1. Install the new POS Windows Client build that uses Java 25 runtime on the workstation</w:t>
+        <w:t>1. Launch the upgraded POS Client (Windows).</w:t>
       </w:r>
     </w:p>
     <w:p>
@@ -186,7 +170,7 @@
           <w:sz w:val="20"/>
           <w:u w:val="none"/>
         </w:rPr>
-        <w:t>2. Launch the POS Client from the desktop shortcut or start menu</w:t>
+        <w:t>2. Log in with a valid user account.</w:t>
       </w:r>
     </w:p>
     <w:p>
@@ -202,39 +186,7 @@
           <w:sz w:val="20"/>
           <w:u w:val="none"/>
         </w:rPr>
-        <w:t>3. Verify the application startup process completes without errors</w:t>
-      </w:r>
-    </w:p>
-    <w:p>
-      <w:pPr>
-        <w:spacing w:before="0" w:after="40"/>
-        <w:ind w:left="360" w:hanging="240"/>
-      </w:pPr>
-      <w:r>
-        <w:rPr>
-          <w:rFonts w:ascii="Arial" w:hAnsi="Arial" w:eastAsia="Arial" w:cs="Arial"/>
-          <w:b w:val="0"/>
-          <w:color w:val="000000"/>
-          <w:sz w:val="20"/>
-          <w:u w:val="none"/>
-        </w:rPr>
-        <w:t>4. Log in with a valid user account</w:t>
-      </w:r>
-    </w:p>
-    <w:p>
-      <w:pPr>
-        <w:spacing w:before="0" w:after="40"/>
-        <w:ind w:left="360" w:hanging="240"/>
-      </w:pPr>
-      <w:r>
-        <w:rPr>
-          <w:rFonts w:ascii="Arial" w:hAnsi="Arial" w:eastAsia="Arial" w:cs="Arial"/>
-          <w:b w:val="0"/>
-          <w:color w:val="000000"/>
-          <w:sz w:val="20"/>
-          <w:u w:val="none"/>
-        </w:rPr>
-        <w:t>5. Observe the main POS screen rendering and navigation</w:t>
+        <w:t>3. Check the client startup process and log for any runtime error.</w:t>
       </w:r>
     </w:p>
     <w:p>
@@ -265,7 +217,7 @@
           <w:sz w:val="20"/>
           <w:u w:val="none"/>
         </w:rPr>
-        <w:t>1. The POS Windows Client installs successfully with the bundled Java 25 runtime</w:t>
+        <w:t>1. The Windows POS client starts successfully on Java 25 without startup failure.</w:t>
       </w:r>
     </w:p>
     <w:p>
@@ -281,7 +233,7 @@
           <w:sz w:val="20"/>
           <w:u w:val="none"/>
         </w:rPr>
-        <w:t>2. The application launches without runtime errors or missing Java module errors</w:t>
+        <w:t>2. The user can log in and enter the main ordering screen normally.</w:t>
       </w:r>
     </w:p>
     <w:p>
@@ -297,23 +249,22 @@
           <w:sz w:val="20"/>
           <w:u w:val="none"/>
         </w:rPr>
-        <w:t>3. The login screen renders correctly and the user is able to log in</w:t>
+        <w:t>3. No Java runtime error or deprecated API exception is shown or recorded during startup and login.</w:t>
       </w:r>
     </w:p>
     <w:p>
       <w:pPr>
-        <w:spacing w:before="0" w:after="40"/>
-        <w:ind w:left="360" w:hanging="240"/>
+        <w:spacing w:before="160" w:after="80"/>
       </w:pPr>
       <w:r>
         <w:rPr>
           <w:rFonts w:ascii="Arial" w:hAnsi="Arial" w:eastAsia="Arial" w:cs="Arial"/>
-          <w:b w:val="0"/>
-          <w:color w:val="000000"/>
-          <w:sz w:val="20"/>
+          <w:b/>
+          <w:color w:val="001EFF"/>
+          <w:sz w:val="24"/>
           <w:u w:val="none"/>
         </w:rPr>
-        <w:t>4. The main POS screen renders all UI elements correctly (buttons, panels, navigation)</w:t>
+        <w:t>F2. Core POS Business Functions after the Java 25 Upgrade</w:t>
       </w:r>
     </w:p>
     <w:p>
@@ -328,7 +279,7 @@
           <w:sz w:val="22"/>
           <w:u w:val="none"/>
         </w:rPr>
-        <w:t>F1.2.Verify Core POS Operations Function Correctly With Java 25 Runtime</w:t>
+        <w:t>F2.1. Ordering and Check Operations</w:t>
       </w:r>
     </w:p>
     <w:p>
@@ -359,7 +310,7 @@
           <w:sz w:val="20"/>
           <w:u w:val="none"/>
         </w:rPr>
-        <w:t>1. The POS Windows Client with Java 25 runtime is installed and launched successfully</w:t>
+        <w:t>1. The upgraded Windows POS client is running and the user is logged in.</w:t>
       </w:r>
     </w:p>
     <w:p>
@@ -375,23 +326,7 @@
           <w:sz w:val="20"/>
           <w:u w:val="none"/>
         </w:rPr>
-        <w:t>2. User is logged in with valid credentials</w:t>
-      </w:r>
-    </w:p>
-    <w:p>
-      <w:pPr>
-        <w:spacing w:before="0" w:after="40"/>
-        <w:ind w:left="360" w:hanging="240"/>
-      </w:pPr>
-      <w:r>
-        <w:rPr>
-          <w:rFonts w:ascii="Arial" w:hAnsi="Arial" w:eastAsia="Arial" w:cs="Arial"/>
-          <w:b w:val="0"/>
-          <w:color w:val="000000"/>
-          <w:sz w:val="20"/>
-          <w:u w:val="none"/>
-        </w:rPr>
-        <w:t>3. At least one menu item, table, and payment method are configured in the system</w:t>
+        <w:t>2. Menu items and tables are configured for the outlet.</w:t>
       </w:r>
     </w:p>
     <w:p>
@@ -422,7 +357,7 @@
           <w:sz w:val="20"/>
           <w:u w:val="none"/>
         </w:rPr>
-        <w:t>1. Open a new check at a table</w:t>
+        <w:t>1. Open a table and start a new check.</w:t>
       </w:r>
     </w:p>
     <w:p>
@@ -438,7 +373,7 @@
           <w:sz w:val="20"/>
           <w:u w:val="none"/>
         </w:rPr>
-        <w:t>2. Add menu items to the check</w:t>
+        <w:t>2. Order items, change quantities, add modifiers and void an item.</w:t>
       </w:r>
     </w:p>
     <w:p>
@@ -454,71 +389,7 @@
           <w:sz w:val="20"/>
           <w:u w:val="none"/>
         </w:rPr>
-        <w:t>3. Apply a discount if applicable</w:t>
-      </w:r>
-    </w:p>
-    <w:p>
-      <w:pPr>
-        <w:spacing w:before="0" w:after="40"/>
-        <w:ind w:left="360" w:hanging="240"/>
-      </w:pPr>
-      <w:r>
-        <w:rPr>
-          <w:rFonts w:ascii="Arial" w:hAnsi="Arial" w:eastAsia="Arial" w:cs="Arial"/>
-          <w:b w:val="0"/>
-          <w:color w:val="000000"/>
-          <w:sz w:val="20"/>
-          <w:u w:val="none"/>
-        </w:rPr>
-        <w:t>4. Print the check</w:t>
-      </w:r>
-    </w:p>
-    <w:p>
-      <w:pPr>
-        <w:spacing w:before="0" w:after="40"/>
-        <w:ind w:left="360" w:hanging="240"/>
-      </w:pPr>
-      <w:r>
-        <w:rPr>
-          <w:rFonts w:ascii="Arial" w:hAnsi="Arial" w:eastAsia="Arial" w:cs="Arial"/>
-          <w:b w:val="0"/>
-          <w:color w:val="000000"/>
-          <w:sz w:val="20"/>
-          <w:u w:val="none"/>
-        </w:rPr>
-        <w:t>5. Go to the cashier screen and complete a payment</w:t>
-      </w:r>
-    </w:p>
-    <w:p>
-      <w:pPr>
-        <w:spacing w:before="0" w:after="40"/>
-        <w:ind w:left="360" w:hanging="240"/>
-      </w:pPr>
-      <w:r>
-        <w:rPr>
-          <w:rFonts w:ascii="Arial" w:hAnsi="Arial" w:eastAsia="Arial" w:cs="Arial"/>
-          <w:b w:val="0"/>
-          <w:color w:val="000000"/>
-          <w:sz w:val="20"/>
-          <w:u w:val="none"/>
-        </w:rPr>
-        <w:t>6. Close the check</w:t>
-      </w:r>
-    </w:p>
-    <w:p>
-      <w:pPr>
-        <w:spacing w:before="0" w:after="40"/>
-        <w:ind w:left="360" w:hanging="240"/>
-      </w:pPr>
-      <w:r>
-        <w:rPr>
-          <w:rFonts w:ascii="Arial" w:hAnsi="Arial" w:eastAsia="Arial" w:cs="Arial"/>
-          <w:b w:val="0"/>
-          <w:color w:val="000000"/>
-          <w:sz w:val="20"/>
-          <w:u w:val="none"/>
-        </w:rPr>
-        <w:t>7. Verify reports (e.g. Check Listing, Sales Total) can be generated from the workstation</w:t>
+        <w:t>3. Hold the check and reopen it.</w:t>
       </w:r>
     </w:p>
     <w:p>
@@ -549,7 +420,7 @@
           <w:sz w:val="20"/>
           <w:u w:val="none"/>
         </w:rPr>
-        <w:t>1. New check opens and table assignment works correctly</w:t>
+        <w:t>1. Ordering, quantity change, modifier entry and item void all work normally on Java 25.</w:t>
       </w:r>
     </w:p>
     <w:p>
@@ -565,7 +436,7 @@
           <w:sz w:val="20"/>
           <w:u w:val="none"/>
         </w:rPr>
-        <w:t>2. Menu items are added to the check without errors</w:t>
+        <w:t>2. The check can be held and reopened with all data intact.</w:t>
       </w:r>
     </w:p>
     <w:p>
@@ -581,86 +452,7 @@
           <w:sz w:val="20"/>
           <w:u w:val="none"/>
         </w:rPr>
-        <w:t>3. Discount application works as expected</w:t>
-      </w:r>
-    </w:p>
-    <w:p>
-      <w:pPr>
-        <w:spacing w:before="0" w:after="40"/>
-        <w:ind w:left="360" w:hanging="240"/>
-      </w:pPr>
-      <w:r>
-        <w:rPr>
-          <w:rFonts w:ascii="Arial" w:hAnsi="Arial" w:eastAsia="Arial" w:cs="Arial"/>
-          <w:b w:val="0"/>
-          <w:color w:val="000000"/>
-          <w:sz w:val="20"/>
-          <w:u w:val="none"/>
-        </w:rPr>
-        <w:t>4. Check printing works correctly with Java 25 print service</w:t>
-      </w:r>
-    </w:p>
-    <w:p>
-      <w:pPr>
-        <w:spacing w:before="0" w:after="40"/>
-        <w:ind w:left="360" w:hanging="240"/>
-      </w:pPr>
-      <w:r>
-        <w:rPr>
-          <w:rFonts w:ascii="Arial" w:hAnsi="Arial" w:eastAsia="Arial" w:cs="Arial"/>
-          <w:b w:val="0"/>
-          <w:color w:val="000000"/>
-          <w:sz w:val="20"/>
-          <w:u w:val="none"/>
-        </w:rPr>
-        <w:t>5. Payment processing at the cashier screen completes successfully</w:t>
-      </w:r>
-    </w:p>
-    <w:p>
-      <w:pPr>
-        <w:spacing w:before="0" w:after="40"/>
-        <w:ind w:left="360" w:hanging="240"/>
-      </w:pPr>
-      <w:r>
-        <w:rPr>
-          <w:rFonts w:ascii="Arial" w:hAnsi="Arial" w:eastAsia="Arial" w:cs="Arial"/>
-          <w:b w:val="0"/>
-          <w:color w:val="000000"/>
-          <w:sz w:val="20"/>
-          <w:u w:val="none"/>
-        </w:rPr>
-        <w:t>6. Check closure functions correctly</w:t>
-      </w:r>
-    </w:p>
-    <w:p>
-      <w:pPr>
-        <w:spacing w:before="0" w:after="40"/>
-        <w:ind w:left="360" w:hanging="240"/>
-      </w:pPr>
-      <w:r>
-        <w:rPr>
-          <w:rFonts w:ascii="Arial" w:hAnsi="Arial" w:eastAsia="Arial" w:cs="Arial"/>
-          <w:b w:val="0"/>
-          <w:color w:val="000000"/>
-          <w:sz w:val="20"/>
-          <w:u w:val="none"/>
-        </w:rPr>
-        <w:t>7. Reports can be generated from the workstation without errors</w:t>
-      </w:r>
-    </w:p>
-    <w:p>
-      <w:pPr>
-        <w:spacing w:before="160" w:after="80"/>
-      </w:pPr>
-      <w:r>
-        <w:rPr>
-          <w:rFonts w:ascii="Arial" w:hAnsi="Arial" w:eastAsia="Arial" w:cs="Arial"/>
-          <w:b/>
-          <w:color w:val="001EFF"/>
-          <w:sz w:val="24"/>
-          <w:u w:val="none"/>
-        </w:rPr>
-        <w:t>F2.Java 25 Specific Features and Behaviors</w:t>
+        <w:t>3. No runtime exception occurs during check operations.</w:t>
       </w:r>
     </w:p>
     <w:p>
@@ -675,7 +467,7 @@
           <w:sz w:val="22"/>
           <w:u w:val="none"/>
         </w:rPr>
-        <w:t>F2.1.Verify Built-in Browser (JavaFX) Functionality With Java 25</w:t>
+        <w:t>F2.2. Payment Settlement</w:t>
       </w:r>
     </w:p>
     <w:p>
@@ -706,39 +498,7 @@
           <w:sz w:val="20"/>
           <w:u w:val="none"/>
         </w:rPr>
-        <w:t>1. POS Windows Client with Java 25 runtime is installed and running</w:t>
-      </w:r>
-    </w:p>
-    <w:p>
-      <w:pPr>
-        <w:spacing w:before="0" w:after="40"/>
-        <w:ind w:left="360" w:hanging="240"/>
-      </w:pPr>
-      <w:r>
-        <w:rPr>
-          <w:rFonts w:ascii="Arial" w:hAnsi="Arial" w:eastAsia="Arial" w:cs="Arial"/>
-          <w:b w:val="0"/>
-          <w:color w:val="000000"/>
-          <w:sz w:val="20"/>
-          <w:u w:val="none"/>
-        </w:rPr>
-        <w:t>2. JavaFX is bundled with the Java 25 runtime distribution</w:t>
-      </w:r>
-    </w:p>
-    <w:p>
-      <w:pPr>
-        <w:spacing w:before="0" w:after="40"/>
-        <w:ind w:left="360" w:hanging="240"/>
-      </w:pPr>
-      <w:r>
-        <w:rPr>
-          <w:rFonts w:ascii="Arial" w:hAnsi="Arial" w:eastAsia="Arial" w:cs="Arial"/>
-          <w:b w:val="0"/>
-          <w:color w:val="000000"/>
-          <w:sz w:val="20"/>
-          <w:u w:val="none"/>
-        </w:rPr>
-        <w:t>3. Functions that rely on the built-in browser (e.g. Report, Review Check/Receipt) are accessible</w:t>
+        <w:t>1. The upgraded Windows POS client is running and a check with ordered items exists.</w:t>
       </w:r>
     </w:p>
     <w:p>
@@ -769,7 +529,7 @@
           <w:sz w:val="20"/>
           <w:u w:val="none"/>
         </w:rPr>
-        <w:t>1. Open the Report module from the POS Windows Client</w:t>
+        <w:t>1. Click "Paid" to go to the cashier.</w:t>
       </w:r>
     </w:p>
     <w:p>
@@ -785,7 +545,7 @@
           <w:sz w:val="20"/>
           <w:u w:val="none"/>
         </w:rPr>
-        <w:t>2. Generate a report that uses the built-in JavaFX browser to render</w:t>
+        <w:t>2. Settle the check using cash and another configured payment method.</w:t>
       </w:r>
     </w:p>
     <w:p>
@@ -801,39 +561,7 @@
           <w:sz w:val="20"/>
           <w:u w:val="none"/>
         </w:rPr>
-        <w:t>3. Verify the report content displays correctly</w:t>
-      </w:r>
-    </w:p>
-    <w:p>
-      <w:pPr>
-        <w:spacing w:before="0" w:after="40"/>
-        <w:ind w:left="360" w:hanging="240"/>
-      </w:pPr>
-      <w:r>
-        <w:rPr>
-          <w:rFonts w:ascii="Arial" w:hAnsi="Arial" w:eastAsia="Arial" w:cs="Arial"/>
-          <w:b w:val="0"/>
-          <w:color w:val="000000"/>
-          <w:sz w:val="20"/>
-          <w:u w:val="none"/>
-        </w:rPr>
-        <w:t>4. Open the Review Check/Receipt function that uses the built-in browser</w:t>
-      </w:r>
-    </w:p>
-    <w:p>
-      <w:pPr>
-        <w:spacing w:before="0" w:after="40"/>
-        <w:ind w:left="360" w:hanging="240"/>
-      </w:pPr>
-      <w:r>
-        <w:rPr>
-          <w:rFonts w:ascii="Arial" w:hAnsi="Arial" w:eastAsia="Arial" w:cs="Arial"/>
-          <w:b w:val="0"/>
-          <w:color w:val="000000"/>
-          <w:sz w:val="20"/>
-          <w:u w:val="none"/>
-        </w:rPr>
-        <w:t>5. Verify the content renders correctly</w:t>
+        <w:t>3. Close the check and review the settled check record.</w:t>
       </w:r>
     </w:p>
     <w:p>
@@ -864,7 +592,7 @@
           <w:sz w:val="20"/>
           <w:u w:val="none"/>
         </w:rPr>
-        <w:t>1. The JavaFX built-in browser initializes correctly with Java 25 runtime</w:t>
+        <w:t>1. The cashier screen opens and payment methods work normally.</w:t>
       </w:r>
     </w:p>
     <w:p>
@@ -880,7 +608,7 @@
           <w:sz w:val="20"/>
           <w:u w:val="none"/>
         </w:rPr>
-        <w:t>2. Reports render correctly in the built-in browser</w:t>
+        <w:t>2. The check is settled and closed successfully with correct amounts.</w:t>
       </w:r>
     </w:p>
     <w:p>
@@ -896,23 +624,7 @@
           <w:sz w:val="20"/>
           <w:u w:val="none"/>
         </w:rPr>
-        <w:t>3. Review Check/Receipt functions render correctly in the built-in browser</w:t>
-      </w:r>
-    </w:p>
-    <w:p>
-      <w:pPr>
-        <w:spacing w:before="0" w:after="40"/>
-        <w:ind w:left="360" w:hanging="240"/>
-      </w:pPr>
-      <w:r>
-        <w:rPr>
-          <w:rFonts w:ascii="Arial" w:hAnsi="Arial" w:eastAsia="Arial" w:cs="Arial"/>
-          <w:b w:val="0"/>
-          <w:color w:val="000000"/>
-          <w:sz w:val="20"/>
-          <w:u w:val="none"/>
-        </w:rPr>
-        <w:t>4. No JavaFX module loading errors or compatibility warnings appear</w:t>
+        <w:t>3. No Java runtime error occurs during payment settlement.</w:t>
       </w:r>
     </w:p>
     <w:p>
@@ -927,7 +639,7 @@
           <w:sz w:val="22"/>
           <w:u w:val="none"/>
         </w:rPr>
-        <w:t>F2.2.Verify Print Service Works With Java 25 Runtime</w:t>
+        <w:t>F2.3. Printing</w:t>
       </w:r>
     </w:p>
     <w:p>
@@ -958,7 +670,7 @@
           <w:sz w:val="20"/>
           <w:u w:val="none"/>
         </w:rPr>
-        <w:t>1. POS Windows Client with Java 25 runtime is installed and running</w:t>
+        <w:t>1. The upgraded Windows POS client is running.</w:t>
       </w:r>
     </w:p>
     <w:p>
@@ -974,23 +686,7 @@
           <w:sz w:val="20"/>
           <w:u w:val="none"/>
         </w:rPr>
-        <w:t>2. A printer is configured and connected to the workstation</w:t>
-      </w:r>
-    </w:p>
-    <w:p>
-      <w:pPr>
-        <w:spacing w:before="0" w:after="40"/>
-        <w:ind w:left="360" w:hanging="240"/>
-      </w:pPr>
-      <w:r>
-        <w:rPr>
-          <w:rFonts w:ascii="Arial" w:hAnsi="Arial" w:eastAsia="Arial" w:cs="Arial"/>
-          <w:b w:val="0"/>
-          <w:color w:val="000000"/>
-          <w:sz w:val="20"/>
-          <w:u w:val="none"/>
-        </w:rPr>
-        <w:t>3. Print formats (e.g. kitchen slip, check, action slip) are configured in POS</w:t>
+        <w:t>2. Receipt and kitchen printers are configured and online.</w:t>
       </w:r>
     </w:p>
     <w:p>
@@ -1021,7 +717,7 @@
           <w:sz w:val="20"/>
           <w:u w:val="none"/>
         </w:rPr>
-        <w:t>1. Open a check and add items to trigger kitchen slip printing</w:t>
+        <w:t>1. Send an order to the kitchen printer.</w:t>
       </w:r>
     </w:p>
     <w:p>
@@ -1037,7 +733,7 @@
           <w:sz w:val="20"/>
           <w:u w:val="none"/>
         </w:rPr>
-        <w:t>2. Print the customer check</w:t>
+        <w:t>2. Settle a check and print the customer receipt.</w:t>
       </w:r>
     </w:p>
     <w:p>
@@ -1053,39 +749,7 @@
           <w:sz w:val="20"/>
           <w:u w:val="none"/>
         </w:rPr>
-        <w:t>3. Trigger an action slip print (e.g. mark delivery)</w:t>
-      </w:r>
-    </w:p>
-    <w:p>
-      <w:pPr>
-        <w:spacing w:before="0" w:after="40"/>
-        <w:ind w:left="360" w:hanging="240"/>
-      </w:pPr>
-      <w:r>
-        <w:rPr>
-          <w:rFonts w:ascii="Arial" w:hAnsi="Arial" w:eastAsia="Arial" w:cs="Arial"/>
-          <w:b w:val="0"/>
-          <w:color w:val="000000"/>
-          <w:sz w:val="20"/>
-          <w:u w:val="none"/>
-        </w:rPr>
-        <w:t>4. Trigger a report print</w:t>
-      </w:r>
-    </w:p>
-    <w:p>
-      <w:pPr>
-        <w:spacing w:before="0" w:after="40"/>
-        <w:ind w:left="360" w:hanging="240"/>
-      </w:pPr>
-      <w:r>
-        <w:rPr>
-          <w:rFonts w:ascii="Arial" w:hAnsi="Arial" w:eastAsia="Arial" w:cs="Arial"/>
-          <w:b w:val="0"/>
-          <w:color w:val="000000"/>
-          <w:sz w:val="20"/>
-          <w:u w:val="none"/>
-        </w:rPr>
-        <w:t>5. Verify all print outputs render correctly on the printer</w:t>
+        <w:t>3. Reprint a receipt from the settled check.</w:t>
       </w:r>
     </w:p>
     <w:p>
@@ -1116,7 +780,7 @@
           <w:sz w:val="20"/>
           <w:u w:val="none"/>
         </w:rPr>
-        <w:t>1. Kitchen slip prints correctly with Java 25 print service</w:t>
+        <w:t>1. The order slip and customer receipt are printed correctly.</w:t>
       </w:r>
     </w:p>
     <w:p>
@@ -1132,7 +796,7 @@
           <w:sz w:val="20"/>
           <w:u w:val="none"/>
         </w:rPr>
-        <w:t>2. Customer check prints correctly</w:t>
+        <w:t>2. The reprint function works and produces the correct output.</w:t>
       </w:r>
     </w:p>
     <w:p>
@@ -1148,54 +812,7 @@
           <w:sz w:val="20"/>
           <w:u w:val="none"/>
         </w:rPr>
-        <w:t>3. Action slip prints correctly</w:t>
-      </w:r>
-    </w:p>
-    <w:p>
-      <w:pPr>
-        <w:spacing w:before="0" w:after="40"/>
-        <w:ind w:left="360" w:hanging="240"/>
-      </w:pPr>
-      <w:r>
-        <w:rPr>
-          <w:rFonts w:ascii="Arial" w:hAnsi="Arial" w:eastAsia="Arial" w:cs="Arial"/>
-          <w:b w:val="0"/>
-          <w:color w:val="000000"/>
-          <w:sz w:val="20"/>
-          <w:u w:val="none"/>
-        </w:rPr>
-        <w:t>4. Report printing functions correctly with the new Java runtime</w:t>
-      </w:r>
-    </w:p>
-    <w:p>
-      <w:pPr>
-        <w:spacing w:before="0" w:after="40"/>
-        <w:ind w:left="360" w:hanging="240"/>
-      </w:pPr>
-      <w:r>
-        <w:rPr>
-          <w:rFonts w:ascii="Arial" w:hAnsi="Arial" w:eastAsia="Arial" w:cs="Arial"/>
-          <w:b w:val="0"/>
-          <w:color w:val="000000"/>
-          <w:sz w:val="20"/>
-          <w:u w:val="none"/>
-        </w:rPr>
-        <w:t>5. No print spooler errors or missing print service errors occur</w:t>
-      </w:r>
-    </w:p>
-    <w:p>
-      <w:pPr>
-        <w:spacing w:before="160" w:after="80"/>
-      </w:pPr>
-      <w:r>
-        <w:rPr>
-          <w:rFonts w:ascii="Arial" w:hAnsi="Arial" w:eastAsia="Arial" w:cs="Arial"/>
-          <w:b/>
-          <w:color w:val="001EFF"/>
-          <w:sz w:val="24"/>
-          <w:u w:val="none"/>
-        </w:rPr>
-        <w:t>F3.System Stability and Resource Usage</w:t>
+        <w:t>3. No printing error caused by the Java 25 upgrade occurs.</w:t>
       </w:r>
     </w:p>
     <w:p>
@@ -1210,7 +827,7 @@
           <w:sz w:val="22"/>
           <w:u w:val="none"/>
         </w:rPr>
-        <w:t>F3.1.Verify POS Windows Client Stability Under Java 25 Runtime</w:t>
+        <w:t>F2.4. Reports</w:t>
       </w:r>
     </w:p>
     <w:p>
@@ -1241,7 +858,7 @@
           <w:sz w:val="20"/>
           <w:u w:val="none"/>
         </w:rPr>
-        <w:t>1. POS Windows Client with Java 25 runtime is installed and running</w:t>
+        <w:t>1. The upgraded Windows POS client is running and business data exists for the day.</w:t>
       </w:r>
     </w:p>
     <w:p>
@@ -1257,23 +874,7 @@
           <w:sz w:val="20"/>
           <w:u w:val="none"/>
         </w:rPr>
-        <w:t>2. The workstation has monitoring tools available (e.g. Task Manager) to observe resource usage</w:t>
-      </w:r>
-    </w:p>
-    <w:p>
-      <w:pPr>
-        <w:spacing w:before="0" w:after="40"/>
-        <w:ind w:left="360" w:hanging="240"/>
-      </w:pPr>
-      <w:r>
-        <w:rPr>
-          <w:rFonts w:ascii="Arial" w:hAnsi="Arial" w:eastAsia="Arial" w:cs="Arial"/>
-          <w:b w:val="0"/>
-          <w:color w:val="000000"/>
-          <w:sz w:val="20"/>
-          <w:u w:val="none"/>
-        </w:rPr>
-        <w:t>3. POS backend is reachable and a normal day's worth of operations can be simulated</w:t>
+        <w:t>2. The user has permission to run reports.</w:t>
       </w:r>
     </w:p>
     <w:p>
@@ -1304,7 +905,7 @@
           <w:sz w:val="20"/>
           <w:u w:val="none"/>
         </w:rPr>
-        <w:t>1. Launch the POS Windows Client</w:t>
+        <w:t>1. Open and generate a POS sales report in the client.</w:t>
       </w:r>
     </w:p>
     <w:p>
@@ -1320,7 +921,7 @@
           <w:sz w:val="20"/>
           <w:u w:val="none"/>
         </w:rPr>
-        <w:t>2. Perform a sequence of typical operations (open checks, add items, apply payments, generate reports) for an extended period</w:t>
+        <w:t>2. Review the displayed report content.</w:t>
       </w:r>
     </w:p>
     <w:p>
@@ -1336,23 +937,7 @@
           <w:sz w:val="20"/>
           <w:u w:val="none"/>
         </w:rPr>
-        <w:t>3. Observe memory and CPU usage at intervals during operation</w:t>
-      </w:r>
-    </w:p>
-    <w:p>
-      <w:pPr>
-        <w:spacing w:before="0" w:after="40"/>
-        <w:ind w:left="360" w:hanging="240"/>
-      </w:pPr>
-      <w:r>
-        <w:rPr>
-          <w:rFonts w:ascii="Arial" w:hAnsi="Arial" w:eastAsia="Arial" w:cs="Arial"/>
-          <w:b w:val="0"/>
-          <w:color w:val="000000"/>
-          <w:sz w:val="20"/>
-          <w:u w:val="none"/>
-        </w:rPr>
-        <w:t>4. Verify no crashes, hangs, or memory leaks occur over time</w:t>
+        <w:t>3. Export or print the report.</w:t>
       </w:r>
     </w:p>
     <w:p>
@@ -1383,7 +968,7 @@
           <w:sz w:val="20"/>
           <w:u w:val="none"/>
         </w:rPr>
-        <w:t>1. Memory usage remains stable during prolonged operation under Java 25 runtime</w:t>
+        <w:t>1. The report is generated and displayed correctly on Java 25.</w:t>
       </w:r>
     </w:p>
     <w:p>
@@ -1399,7 +984,7 @@
           <w:sz w:val="20"/>
           <w:u w:val="none"/>
         </w:rPr>
-        <w:t>2. CPU usage is comparable to or better than the previous Java runtime</w:t>
+        <w:t>2. The report data is complete and accurate.</w:t>
       </w:r>
     </w:p>
     <w:p>
@@ -1415,38 +1000,7 @@
           <w:sz w:val="20"/>
           <w:u w:val="none"/>
         </w:rPr>
-        <w:t>3. No crashes or hangs occur during extended operation</w:t>
-      </w:r>
-    </w:p>
-    <w:p>
-      <w:pPr>
-        <w:spacing w:before="0" w:after="40"/>
-        <w:ind w:left="360" w:hanging="240"/>
-      </w:pPr>
-      <w:r>
-        <w:rPr>
-          <w:rFonts w:ascii="Arial" w:hAnsi="Arial" w:eastAsia="Arial" w:cs="Arial"/>
-          <w:b w:val="0"/>
-          <w:color w:val="000000"/>
-          <w:sz w:val="20"/>
-          <w:u w:val="none"/>
-        </w:rPr>
-        <w:t>4. No memory leaks or growing heap usage patterns are observed</w:t>
-      </w:r>
-    </w:p>
-    <w:p>
-      <w:pPr>
-        <w:spacing w:before="200" w:after="120"/>
-      </w:pPr>
-      <w:r>
-        <w:rPr>
-          <w:rFonts w:ascii="Arial" w:hAnsi="Arial" w:eastAsia="Arial" w:cs="Arial"/>
-          <w:b/>
-          <w:color w:val="000000"/>
-          <w:sz w:val="26"/>
-          <w:u w:val="single"/>
-        </w:rPr>
-        <w:t>Compatibility Testing</w:t>
+        <w:t>3. Export and print of the report complete without runtime errors.</w:t>
       </w:r>
     </w:p>
     <w:p>
@@ -1461,22 +1015,7 @@
           <w:sz w:val="24"/>
           <w:u w:val="none"/>
         </w:rPr>
-        <w:t>C1.Windows Operating System Compatibility</w:t>
-      </w:r>
-    </w:p>
-    <w:p>
-      <w:pPr>
-        <w:spacing w:before="120" w:after="60"/>
-      </w:pPr>
-      <w:r>
-        <w:rPr>
-          <w:rFonts w:ascii="Arial" w:hAnsi="Arial" w:eastAsia="Arial" w:cs="Arial"/>
-          <w:b/>
-          <w:color w:val="001EFF"/>
-          <w:sz w:val="22"/>
-          <w:u w:val="none"/>
-        </w:rPr>
-        <w:t>C1.1.Verify POS Windows Client With Java 25 on Windows 11 Enterprise</w:t>
+        <w:t>F3. Local Server Communication and Data Synchronization after Upgrade</w:t>
       </w:r>
     </w:p>
     <w:p>
@@ -1507,7 +1046,7 @@
           <w:sz w:val="20"/>
           <w:u w:val="none"/>
         </w:rPr>
-        <w:t>1. POS Windows Client with Java 25 runtime is available for installation</w:t>
+        <w:t>1. The upgraded Windows POS client is connected to the local server.</w:t>
       </w:r>
     </w:p>
     <w:p>
@@ -1523,7 +1062,7 @@
           <w:sz w:val="20"/>
           <w:u w:val="none"/>
         </w:rPr>
-        <w:t>2. Workstations running Windows 11 Enterprise are available in the local test environment</w:t>
+        <w:t>2. Several sales transactions have been performed on the client.</w:t>
       </w:r>
     </w:p>
     <w:p>
@@ -1554,7 +1093,7 @@
           <w:sz w:val="20"/>
           <w:u w:val="none"/>
         </w:rPr>
-        <w:t>1. Install the POS Windows Client with Java 25 runtime on Windows 11 Enterprise</w:t>
+        <w:t>1. Verify the client remains connected to the local server during operations.</w:t>
       </w:r>
     </w:p>
     <w:p>
@@ -1570,7 +1109,7 @@
           <w:sz w:val="20"/>
           <w:u w:val="none"/>
         </w:rPr>
-        <w:t>2. Launch the application</w:t>
+        <w:t>2. Perform a daily operation (such as Daily Close) from the client.</w:t>
       </w:r>
     </w:p>
     <w:p>
@@ -1586,23 +1125,7 @@
           <w:sz w:val="20"/>
           <w:u w:val="none"/>
         </w:rPr>
-        <w:t>3. Perform representative operations (login, open check, payment, report generation)</w:t>
-      </w:r>
-    </w:p>
-    <w:p>
-      <w:pPr>
-        <w:spacing w:before="0" w:after="40"/>
-        <w:ind w:left="360" w:hanging="240"/>
-      </w:pPr>
-      <w:r>
-        <w:rPr>
-          <w:rFonts w:ascii="Arial" w:hAnsi="Arial" w:eastAsia="Arial" w:cs="Arial"/>
-          <w:b w:val="0"/>
-          <w:color w:val="000000"/>
-          <w:sz w:val="20"/>
-          <w:u w:val="none"/>
-        </w:rPr>
-        <w:t>4. Verify all functions operate correctly on Windows 11 Enterprise</w:t>
+        <w:t>3. Restart the client and confirm the transaction data is available.</w:t>
       </w:r>
     </w:p>
     <w:p>
@@ -1633,7 +1156,7 @@
           <w:sz w:val="20"/>
           <w:u w:val="none"/>
         </w:rPr>
-        <w:t>1. The POS Windows Client installs and launches successfully on Windows 11 Enterprise</w:t>
+        <w:t>1. Communication between the Windows client and the local server remains stable on Java 25.</w:t>
       </w:r>
     </w:p>
     <w:p>
@@ -1649,7 +1172,7 @@
           <w:sz w:val="20"/>
           <w:u w:val="none"/>
         </w:rPr>
-        <w:t>2. All representative operations function correctly on Windows 11 Enterprise</w:t>
+        <w:t>2. Transaction data is synchronized and posted correctly, and the daily operation completes successfully.</w:t>
       </w:r>
     </w:p>
     <w:p>
@@ -1665,892 +1188,7 @@
           <w:sz w:val="20"/>
           <w:u w:val="none"/>
         </w:rPr>
-        <w:t>3. No Windows-specific compatibility errors are observed</w:t>
-      </w:r>
-    </w:p>
-    <w:p>
-      <w:pPr>
-        <w:spacing w:before="160" w:after="80"/>
-      </w:pPr>
-      <w:r>
-        <w:rPr>
-          <w:rFonts w:ascii="Arial" w:hAnsi="Arial" w:eastAsia="Arial" w:cs="Arial"/>
-          <w:b/>
-          <w:color w:val="001EFF"/>
-          <w:sz w:val="24"/>
-          <w:u w:val="none"/>
-        </w:rPr>
-        <w:t>C2.Network Compatibility</w:t>
-      </w:r>
-    </w:p>
-    <w:p>
-      <w:pPr>
-        <w:spacing w:before="120" w:after="60"/>
-      </w:pPr>
-      <w:r>
-        <w:rPr>
-          <w:rFonts w:ascii="Arial" w:hAnsi="Arial" w:eastAsia="Arial" w:cs="Arial"/>
-          <w:b/>
-          <w:color w:val="001EFF"/>
-          <w:sz w:val="22"/>
-          <w:u w:val="none"/>
-        </w:rPr>
-        <w:t>C2.1.Verify POS Windows Client With Java 25 Across Network Configurations</w:t>
-      </w:r>
-    </w:p>
-    <w:p>
-      <w:pPr>
-        <w:spacing w:before="0" w:after="80"/>
-      </w:pPr>
-      <w:r>
-        <w:rPr>
-          <w:rFonts w:ascii="Arial" w:hAnsi="Arial" w:eastAsia="Arial" w:cs="Arial"/>
-          <w:b/>
-          <w:color w:val="000000"/>
-          <w:sz w:val="20"/>
-          <w:u w:val="none"/>
-        </w:rPr>
-        <w:t>Prerequisite(s):</w:t>
-      </w:r>
-    </w:p>
-    <w:p>
-      <w:pPr>
-        <w:spacing w:before="0" w:after="40"/>
-        <w:ind w:left="360" w:hanging="240"/>
-      </w:pPr>
-      <w:r>
-        <w:rPr>
-          <w:rFonts w:ascii="Arial" w:hAnsi="Arial" w:eastAsia="Arial" w:cs="Arial"/>
-          <w:b w:val="0"/>
-          <w:color w:val="000000"/>
-          <w:sz w:val="20"/>
-          <w:u w:val="none"/>
-        </w:rPr>
-        <w:t>1. POS Windows Client with Java 25 runtime is installed and running</w:t>
-      </w:r>
-    </w:p>
-    <w:p>
-      <w:pPr>
-        <w:spacing w:before="0" w:after="40"/>
-        <w:ind w:left="360" w:hanging="240"/>
-      </w:pPr>
-      <w:r>
-        <w:rPr>
-          <w:rFonts w:ascii="Arial" w:hAnsi="Arial" w:eastAsia="Arial" w:cs="Arial"/>
-          <w:b w:val="0"/>
-          <w:color w:val="000000"/>
-          <w:sz w:val="20"/>
-          <w:u w:val="none"/>
-        </w:rPr>
-        <w:t>2. POS backend is reachable across Cloud, Local, OnPremise, Wireless and Wired network configurations</w:t>
-      </w:r>
-    </w:p>
-    <w:p>
-      <w:pPr>
-        <w:spacing w:before="0" w:after="80"/>
-      </w:pPr>
-      <w:r>
-        <w:rPr>
-          <w:rFonts w:ascii="Arial" w:hAnsi="Arial" w:eastAsia="Arial" w:cs="Arial"/>
-          <w:b/>
-          <w:color w:val="000000"/>
-          <w:sz w:val="20"/>
-          <w:u w:val="none"/>
-        </w:rPr>
-        <w:t>Step(s):</w:t>
-      </w:r>
-    </w:p>
-    <w:p>
-      <w:pPr>
-        <w:spacing w:before="0" w:after="40"/>
-        <w:ind w:left="360" w:hanging="240"/>
-      </w:pPr>
-      <w:r>
-        <w:rPr>
-          <w:rFonts w:ascii="Arial" w:hAnsi="Arial" w:eastAsia="Arial" w:cs="Arial"/>
-          <w:b w:val="0"/>
-          <w:color w:val="000000"/>
-          <w:sz w:val="20"/>
-          <w:u w:val="none"/>
-        </w:rPr>
-        <w:t>1. Connect the workstation to the Cloud network and verify POS Client connectivity and operations</w:t>
-      </w:r>
-    </w:p>
-    <w:p>
-      <w:pPr>
-        <w:spacing w:before="0" w:after="40"/>
-        <w:ind w:left="360" w:hanging="240"/>
-      </w:pPr>
-      <w:r>
-        <w:rPr>
-          <w:rFonts w:ascii="Arial" w:hAnsi="Arial" w:eastAsia="Arial" w:cs="Arial"/>
-          <w:b w:val="0"/>
-          <w:color w:val="000000"/>
-          <w:sz w:val="20"/>
-          <w:u w:val="none"/>
-        </w:rPr>
-        <w:t>2. Repeat the test under Local, OnPremise, Wireless and Wired networks</w:t>
-      </w:r>
-    </w:p>
-    <w:p>
-      <w:pPr>
-        <w:spacing w:before="0" w:after="40"/>
-        <w:ind w:left="360" w:hanging="240"/>
-      </w:pPr>
-      <w:r>
-        <w:rPr>
-          <w:rFonts w:ascii="Arial" w:hAnsi="Arial" w:eastAsia="Arial" w:cs="Arial"/>
-          <w:b w:val="0"/>
-          <w:color w:val="000000"/>
-          <w:sz w:val="20"/>
-          <w:u w:val="none"/>
-        </w:rPr>
-        <w:t>3. Verify each network configuration allows normal POS Client operations</w:t>
-      </w:r>
-    </w:p>
-    <w:p>
-      <w:pPr>
-        <w:spacing w:before="0" w:after="80"/>
-      </w:pPr>
-      <w:r>
-        <w:rPr>
-          <w:rFonts w:ascii="Arial" w:hAnsi="Arial" w:eastAsia="Arial" w:cs="Arial"/>
-          <w:b/>
-          <w:color w:val="000000"/>
-          <w:sz w:val="20"/>
-          <w:u w:val="none"/>
-        </w:rPr>
-        <w:t>Test Result(s):</w:t>
-      </w:r>
-    </w:p>
-    <w:p>
-      <w:pPr>
-        <w:spacing w:before="0" w:after="40"/>
-        <w:ind w:left="360" w:hanging="240"/>
-      </w:pPr>
-      <w:r>
-        <w:rPr>
-          <w:rFonts w:ascii="Arial" w:hAnsi="Arial" w:eastAsia="Arial" w:cs="Arial"/>
-          <w:b w:val="0"/>
-          <w:color w:val="000000"/>
-          <w:sz w:val="20"/>
-          <w:u w:val="none"/>
-        </w:rPr>
-        <w:t>1. The POS Windows Client with Java 25 runtime connects to the backend successfully across all network configurations</w:t>
-      </w:r>
-    </w:p>
-    <w:p>
-      <w:pPr>
-        <w:spacing w:before="0" w:after="40"/>
-        <w:ind w:left="360" w:hanging="240"/>
-      </w:pPr>
-      <w:r>
-        <w:rPr>
-          <w:rFonts w:ascii="Arial" w:hAnsi="Arial" w:eastAsia="Arial" w:cs="Arial"/>
-          <w:b w:val="0"/>
-          <w:color w:val="000000"/>
-          <w:sz w:val="20"/>
-          <w:u w:val="none"/>
-        </w:rPr>
-        <w:t>2. All operations (login, check operations, payment, reports) function correctly in each network configuration</w:t>
-      </w:r>
-    </w:p>
-    <w:p>
-      <w:pPr>
-        <w:spacing w:before="0" w:after="40"/>
-        <w:ind w:left="360" w:hanging="240"/>
-      </w:pPr>
-      <w:r>
-        <w:rPr>
-          <w:rFonts w:ascii="Arial" w:hAnsi="Arial" w:eastAsia="Arial" w:cs="Arial"/>
-          <w:b w:val="0"/>
-          <w:color w:val="000000"/>
-          <w:sz w:val="20"/>
-          <w:u w:val="none"/>
-        </w:rPr>
-        <w:t>3. No network-related compatibility issues are introduced by the Java 25 upgrade</w:t>
-      </w:r>
-    </w:p>
-    <w:p>
-      <w:pPr>
-        <w:spacing w:before="160" w:after="80"/>
-      </w:pPr>
-      <w:r>
-        <w:rPr>
-          <w:rFonts w:ascii="Arial" w:hAnsi="Arial" w:eastAsia="Arial" w:cs="Arial"/>
-          <w:b/>
-          <w:color w:val="001EFF"/>
-          <w:sz w:val="24"/>
-          <w:u w:val="none"/>
-        </w:rPr>
-        <w:t>C3.HTTP/HTTPS Protocol Compatibility</w:t>
-      </w:r>
-    </w:p>
-    <w:p>
-      <w:pPr>
-        <w:spacing w:before="120" w:after="60"/>
-      </w:pPr>
-      <w:r>
-        <w:rPr>
-          <w:rFonts w:ascii="Arial" w:hAnsi="Arial" w:eastAsia="Arial" w:cs="Arial"/>
-          <w:b/>
-          <w:color w:val="001EFF"/>
-          <w:sz w:val="22"/>
-          <w:u w:val="none"/>
-        </w:rPr>
-        <w:t>C3.1.Verify HTTP and HTTPS Communication Works With Java 25 Runtime</w:t>
-      </w:r>
-    </w:p>
-    <w:p>
-      <w:pPr>
-        <w:spacing w:before="0" w:after="80"/>
-      </w:pPr>
-      <w:r>
-        <w:rPr>
-          <w:rFonts w:ascii="Arial" w:hAnsi="Arial" w:eastAsia="Arial" w:cs="Arial"/>
-          <w:b/>
-          <w:color w:val="000000"/>
-          <w:sz w:val="20"/>
-          <w:u w:val="none"/>
-        </w:rPr>
-        <w:t>Prerequisite(s):</w:t>
-      </w:r>
-    </w:p>
-    <w:p>
-      <w:pPr>
-        <w:spacing w:before="0" w:after="40"/>
-        <w:ind w:left="360" w:hanging="240"/>
-      </w:pPr>
-      <w:r>
-        <w:rPr>
-          <w:rFonts w:ascii="Arial" w:hAnsi="Arial" w:eastAsia="Arial" w:cs="Arial"/>
-          <w:b w:val="0"/>
-          <w:color w:val="000000"/>
-          <w:sz w:val="20"/>
-          <w:u w:val="none"/>
-        </w:rPr>
-        <w:t>1. POS Windows Client with Java 25 runtime is installed and running</w:t>
-      </w:r>
-    </w:p>
-    <w:p>
-      <w:pPr>
-        <w:spacing w:before="0" w:after="40"/>
-        <w:ind w:left="360" w:hanging="240"/>
-      </w:pPr>
-      <w:r>
-        <w:rPr>
-          <w:rFonts w:ascii="Arial" w:hAnsi="Arial" w:eastAsia="Arial" w:cs="Arial"/>
-          <w:b w:val="0"/>
-          <w:color w:val="000000"/>
-          <w:sz w:val="20"/>
-          <w:u w:val="none"/>
-        </w:rPr>
-        <w:t>2. Backend services accessible via both HTTP and HTTPS protocols are available</w:t>
-      </w:r>
-    </w:p>
-    <w:p>
-      <w:pPr>
-        <w:spacing w:before="0" w:after="80"/>
-      </w:pPr>
-      <w:r>
-        <w:rPr>
-          <w:rFonts w:ascii="Arial" w:hAnsi="Arial" w:eastAsia="Arial" w:cs="Arial"/>
-          <w:b/>
-          <w:color w:val="000000"/>
-          <w:sz w:val="20"/>
-          <w:u w:val="none"/>
-        </w:rPr>
-        <w:t>Step(s):</w:t>
-      </w:r>
-    </w:p>
-    <w:p>
-      <w:pPr>
-        <w:spacing w:before="0" w:after="40"/>
-        <w:ind w:left="360" w:hanging="240"/>
-      </w:pPr>
-      <w:r>
-        <w:rPr>
-          <w:rFonts w:ascii="Arial" w:hAnsi="Arial" w:eastAsia="Arial" w:cs="Arial"/>
-          <w:b w:val="0"/>
-          <w:color w:val="000000"/>
-          <w:sz w:val="20"/>
-          <w:u w:val="none"/>
-        </w:rPr>
-        <w:t>1. Configure the POS Windows Client to communicate with backend services via HTTP</w:t>
-      </w:r>
-    </w:p>
-    <w:p>
-      <w:pPr>
-        <w:spacing w:before="0" w:after="40"/>
-        <w:ind w:left="360" w:hanging="240"/>
-      </w:pPr>
-      <w:r>
-        <w:rPr>
-          <w:rFonts w:ascii="Arial" w:hAnsi="Arial" w:eastAsia="Arial" w:cs="Arial"/>
-          <w:b w:val="0"/>
-          <w:color w:val="000000"/>
-          <w:sz w:val="20"/>
-          <w:u w:val="none"/>
-        </w:rPr>
-        <w:t>2. Perform login and core POS operations and verify HTTP-based communication works</w:t>
-      </w:r>
-    </w:p>
-    <w:p>
-      <w:pPr>
-        <w:spacing w:before="0" w:after="40"/>
-        <w:ind w:left="360" w:hanging="240"/>
-      </w:pPr>
-      <w:r>
-        <w:rPr>
-          <w:rFonts w:ascii="Arial" w:hAnsi="Arial" w:eastAsia="Arial" w:cs="Arial"/>
-          <w:b w:val="0"/>
-          <w:color w:val="000000"/>
-          <w:sz w:val="20"/>
-          <w:u w:val="none"/>
-        </w:rPr>
-        <w:t>3. Switch the configuration to HTTPS</w:t>
-      </w:r>
-    </w:p>
-    <w:p>
-      <w:pPr>
-        <w:spacing w:before="0" w:after="40"/>
-        <w:ind w:left="360" w:hanging="240"/>
-      </w:pPr>
-      <w:r>
-        <w:rPr>
-          <w:rFonts w:ascii="Arial" w:hAnsi="Arial" w:eastAsia="Arial" w:cs="Arial"/>
-          <w:b w:val="0"/>
-          <w:color w:val="000000"/>
-          <w:sz w:val="20"/>
-          <w:u w:val="none"/>
-        </w:rPr>
-        <w:t>4. Perform login and core POS operations and verify HTTPS-based communication works</w:t>
-      </w:r>
-    </w:p>
-    <w:p>
-      <w:pPr>
-        <w:spacing w:before="0" w:after="80"/>
-      </w:pPr>
-      <w:r>
-        <w:rPr>
-          <w:rFonts w:ascii="Arial" w:hAnsi="Arial" w:eastAsia="Arial" w:cs="Arial"/>
-          <w:b/>
-          <w:color w:val="000000"/>
-          <w:sz w:val="20"/>
-          <w:u w:val="none"/>
-        </w:rPr>
-        <w:t>Test Result(s):</w:t>
-      </w:r>
-    </w:p>
-    <w:p>
-      <w:pPr>
-        <w:spacing w:before="0" w:after="40"/>
-        <w:ind w:left="360" w:hanging="240"/>
-      </w:pPr>
-      <w:r>
-        <w:rPr>
-          <w:rFonts w:ascii="Arial" w:hAnsi="Arial" w:eastAsia="Arial" w:cs="Arial"/>
-          <w:b w:val="0"/>
-          <w:color w:val="000000"/>
-          <w:sz w:val="20"/>
-          <w:u w:val="none"/>
-        </w:rPr>
-        <w:t>1. HTTP communication between the POS Windows Client and backend services works correctly with Java 25 runtime</w:t>
-      </w:r>
-    </w:p>
-    <w:p>
-      <w:pPr>
-        <w:spacing w:before="0" w:after="40"/>
-        <w:ind w:left="360" w:hanging="240"/>
-      </w:pPr>
-      <w:r>
-        <w:rPr>
-          <w:rFonts w:ascii="Arial" w:hAnsi="Arial" w:eastAsia="Arial" w:cs="Arial"/>
-          <w:b w:val="0"/>
-          <w:color w:val="000000"/>
-          <w:sz w:val="20"/>
-          <w:u w:val="none"/>
-        </w:rPr>
-        <w:t>2. HTTPS communication works correctly with proper certificate validation</w:t>
-      </w:r>
-    </w:p>
-    <w:p>
-      <w:pPr>
-        <w:spacing w:before="0" w:after="40"/>
-        <w:ind w:left="360" w:hanging="240"/>
-      </w:pPr>
-      <w:r>
-        <w:rPr>
-          <w:rFonts w:ascii="Arial" w:hAnsi="Arial" w:eastAsia="Arial" w:cs="Arial"/>
-          <w:b w:val="0"/>
-          <w:color w:val="000000"/>
-          <w:sz w:val="20"/>
-          <w:u w:val="none"/>
-        </w:rPr>
-        <w:t>3. No SSL/TLS handshake failures or protocol errors occur under Java 25</w:t>
-      </w:r>
-    </w:p>
-    <w:p>
-      <w:pPr>
-        <w:spacing w:before="200" w:after="120"/>
-      </w:pPr>
-      <w:r>
-        <w:rPr>
-          <w:rFonts w:ascii="Arial" w:hAnsi="Arial" w:eastAsia="Arial" w:cs="Arial"/>
-          <w:b/>
-          <w:color w:val="000000"/>
-          <w:sz w:val="26"/>
-          <w:u w:val="single"/>
-        </w:rPr>
-        <w:t>Test Environment Information</w:t>
-      </w:r>
-    </w:p>
-    <w:p>
-      <w:pPr>
-        <w:spacing w:before="0" w:after="40"/>
-        <w:ind w:left="360" w:hanging="240"/>
-      </w:pPr>
-      <w:r>
-        <w:rPr>
-          <w:rFonts w:ascii="Arial" w:hAnsi="Arial" w:eastAsia="Arial" w:cs="Arial"/>
-          <w:b w:val="0"/>
-          <w:color w:val="000000"/>
-          <w:sz w:val="20"/>
-          <w:u w:val="none"/>
-        </w:rPr>
-        <w:t xml:space="preserve">• </w:t>
-      </w:r>
-      <w:r>
-        <w:rPr>
-          <w:rFonts w:ascii="Arial" w:hAnsi="Arial" w:eastAsia="Arial" w:cs="Arial"/>
-          <w:b/>
-          <w:color w:val="000000"/>
-          <w:sz w:val="20"/>
-          <w:u w:val="none"/>
-        </w:rPr>
-        <w:t>Test Environment</w:t>
-      </w:r>
-      <w:r>
-        <w:rPr>
-          <w:rFonts w:ascii="Arial" w:hAnsi="Arial" w:eastAsia="Arial" w:cs="Arial"/>
-          <w:b w:val="0"/>
-          <w:color w:val="000000"/>
-          <w:sz w:val="20"/>
-          <w:u w:val="none"/>
-        </w:rPr>
-        <w:t>: Local test environment, HQ test environment, ER test environment</w:t>
-      </w:r>
-    </w:p>
-    <w:p>
-      <w:pPr>
-        <w:spacing w:before="0" w:after="40"/>
-        <w:ind w:left="360" w:hanging="240"/>
-      </w:pPr>
-      <w:r>
-        <w:rPr>
-          <w:rFonts w:ascii="Arial" w:hAnsi="Arial" w:eastAsia="Arial" w:cs="Arial"/>
-          <w:b w:val="0"/>
-          <w:color w:val="000000"/>
-          <w:sz w:val="20"/>
-          <w:u w:val="none"/>
-        </w:rPr>
-        <w:t xml:space="preserve">• </w:t>
-      </w:r>
-      <w:r>
-        <w:rPr>
-          <w:rFonts w:ascii="Arial" w:hAnsi="Arial" w:eastAsia="Arial" w:cs="Arial"/>
-          <w:b/>
-          <w:color w:val="000000"/>
-          <w:sz w:val="20"/>
-          <w:u w:val="none"/>
-        </w:rPr>
-        <w:t>Test Devices</w:t>
-      </w:r>
-      <w:r>
-        <w:rPr>
-          <w:rFonts w:ascii="Arial" w:hAnsi="Arial" w:eastAsia="Arial" w:cs="Arial"/>
-          <w:b w:val="0"/>
-          <w:color w:val="000000"/>
-          <w:sz w:val="20"/>
-          <w:u w:val="none"/>
-        </w:rPr>
-        <w:t>: Workstation (Windows 11 Enterprise)</w:t>
-      </w:r>
-    </w:p>
-    <w:p>
-      <w:pPr>
-        <w:spacing w:before="0" w:after="40"/>
-        <w:ind w:left="360" w:hanging="240"/>
-      </w:pPr>
-      <w:r>
-        <w:rPr>
-          <w:rFonts w:ascii="Arial" w:hAnsi="Arial" w:eastAsia="Arial" w:cs="Arial"/>
-          <w:b w:val="0"/>
-          <w:color w:val="000000"/>
-          <w:sz w:val="20"/>
-          <w:u w:val="none"/>
-        </w:rPr>
-        <w:t xml:space="preserve">• </w:t>
-      </w:r>
-      <w:r>
-        <w:rPr>
-          <w:rFonts w:ascii="Arial" w:hAnsi="Arial" w:eastAsia="Arial" w:cs="Arial"/>
-          <w:b/>
-          <w:color w:val="000000"/>
-          <w:sz w:val="20"/>
-          <w:u w:val="none"/>
-        </w:rPr>
-        <w:t>Component</w:t>
-      </w:r>
-      <w:r>
-        <w:rPr>
-          <w:rFonts w:ascii="Arial" w:hAnsi="Arial" w:eastAsia="Arial" w:cs="Arial"/>
-          <w:b w:val="0"/>
-          <w:color w:val="000000"/>
-          <w:sz w:val="20"/>
-          <w:u w:val="none"/>
-        </w:rPr>
-        <w:t>: POS Windows Client</w:t>
-      </w:r>
-    </w:p>
-    <w:p>
-      <w:pPr>
-        <w:spacing w:before="0" w:after="40"/>
-        <w:ind w:left="360" w:hanging="240"/>
-      </w:pPr>
-      <w:r>
-        <w:rPr>
-          <w:rFonts w:ascii="Arial" w:hAnsi="Arial" w:eastAsia="Arial" w:cs="Arial"/>
-          <w:b w:val="0"/>
-          <w:color w:val="000000"/>
-          <w:sz w:val="20"/>
-          <w:u w:val="none"/>
-        </w:rPr>
-        <w:t xml:space="preserve">• </w:t>
-      </w:r>
-      <w:r>
-        <w:rPr>
-          <w:rFonts w:ascii="Arial" w:hAnsi="Arial" w:eastAsia="Arial" w:cs="Arial"/>
-          <w:b/>
-          <w:color w:val="000000"/>
-          <w:sz w:val="20"/>
-          <w:u w:val="none"/>
-        </w:rPr>
-        <w:t>Issue Type</w:t>
-      </w:r>
-      <w:r>
-        <w:rPr>
-          <w:rFonts w:ascii="Arial" w:hAnsi="Arial" w:eastAsia="Arial" w:cs="Arial"/>
-          <w:b w:val="0"/>
-          <w:color w:val="000000"/>
-          <w:sz w:val="20"/>
-          <w:u w:val="none"/>
-        </w:rPr>
-        <w:t>: Improvement</w:t>
-      </w:r>
-    </w:p>
-    <w:p>
-      <w:pPr>
-        <w:spacing w:before="0" w:after="40"/>
-        <w:ind w:left="360" w:hanging="240"/>
-      </w:pPr>
-      <w:r>
-        <w:rPr>
-          <w:rFonts w:ascii="Arial" w:hAnsi="Arial" w:eastAsia="Arial" w:cs="Arial"/>
-          <w:b w:val="0"/>
-          <w:color w:val="000000"/>
-          <w:sz w:val="20"/>
-          <w:u w:val="none"/>
-        </w:rPr>
-        <w:t xml:space="preserve">• </w:t>
-      </w:r>
-      <w:r>
-        <w:rPr>
-          <w:rFonts w:ascii="Arial" w:hAnsi="Arial" w:eastAsia="Arial" w:cs="Arial"/>
-          <w:b/>
-          <w:color w:val="000000"/>
-          <w:sz w:val="20"/>
-          <w:u w:val="none"/>
-        </w:rPr>
-        <w:t>Test Network</w:t>
-      </w:r>
-      <w:r>
-        <w:rPr>
-          <w:rFonts w:ascii="Arial" w:hAnsi="Arial" w:eastAsia="Arial" w:cs="Arial"/>
-          <w:b w:val="0"/>
-          <w:color w:val="000000"/>
-          <w:sz w:val="20"/>
-          <w:u w:val="none"/>
-        </w:rPr>
-        <w:t>: Cloud, Local, OnPremise, Wireless, Wired</w:t>
-      </w:r>
-    </w:p>
-    <w:p>
-      <w:pPr>
-        <w:spacing w:before="0" w:after="40"/>
-        <w:ind w:left="360" w:hanging="240"/>
-      </w:pPr>
-      <w:r>
-        <w:rPr>
-          <w:rFonts w:ascii="Arial" w:hAnsi="Arial" w:eastAsia="Arial" w:cs="Arial"/>
-          <w:b w:val="0"/>
-          <w:color w:val="000000"/>
-          <w:sz w:val="20"/>
-          <w:u w:val="none"/>
-        </w:rPr>
-        <w:t xml:space="preserve">• </w:t>
-      </w:r>
-      <w:r>
-        <w:rPr>
-          <w:rFonts w:ascii="Arial" w:hAnsi="Arial" w:eastAsia="Arial" w:cs="Arial"/>
-          <w:b/>
-          <w:color w:val="000000"/>
-          <w:sz w:val="20"/>
-          <w:u w:val="none"/>
-        </w:rPr>
-        <w:t>Test Protocols</w:t>
-      </w:r>
-      <w:r>
-        <w:rPr>
-          <w:rFonts w:ascii="Arial" w:hAnsi="Arial" w:eastAsia="Arial" w:cs="Arial"/>
-          <w:b w:val="0"/>
-          <w:color w:val="000000"/>
-          <w:sz w:val="20"/>
-          <w:u w:val="none"/>
-        </w:rPr>
-        <w:t>: HTTP, HTTPS</w:t>
-      </w:r>
-    </w:p>
-    <w:p>
-      <w:pPr>
-        <w:spacing w:before="0" w:after="40"/>
-        <w:ind w:left="360" w:hanging="240"/>
-      </w:pPr>
-      <w:r>
-        <w:rPr>
-          <w:rFonts w:ascii="Arial" w:hAnsi="Arial" w:eastAsia="Arial" w:cs="Arial"/>
-          <w:b w:val="0"/>
-          <w:color w:val="000000"/>
-          <w:sz w:val="20"/>
-          <w:u w:val="none"/>
-        </w:rPr>
-        <w:t xml:space="preserve">• </w:t>
-      </w:r>
-      <w:r>
-        <w:rPr>
-          <w:rFonts w:ascii="Arial" w:hAnsi="Arial" w:eastAsia="Arial" w:cs="Arial"/>
-          <w:b/>
-          <w:color w:val="000000"/>
-          <w:sz w:val="20"/>
-          <w:u w:val="none"/>
-        </w:rPr>
-        <w:t>Built-in Browser</w:t>
-      </w:r>
-      <w:r>
-        <w:rPr>
-          <w:rFonts w:ascii="Arial" w:hAnsi="Arial" w:eastAsia="Arial" w:cs="Arial"/>
-          <w:b w:val="0"/>
-          <w:color w:val="000000"/>
-          <w:sz w:val="20"/>
-          <w:u w:val="none"/>
-        </w:rPr>
-        <w:t>: JavaFX</w:t>
-      </w:r>
-    </w:p>
-    <w:p>
-      <w:pPr>
-        <w:spacing w:before="0" w:after="40"/>
-        <w:ind w:left="360" w:hanging="240"/>
-      </w:pPr>
-      <w:r>
-        <w:rPr>
-          <w:rFonts w:ascii="Arial" w:hAnsi="Arial" w:eastAsia="Arial" w:cs="Arial"/>
-          <w:b w:val="0"/>
-          <w:color w:val="000000"/>
-          <w:sz w:val="20"/>
-          <w:u w:val="none"/>
-        </w:rPr>
-        <w:t xml:space="preserve">• </w:t>
-      </w:r>
-      <w:r>
-        <w:rPr>
-          <w:rFonts w:ascii="Arial" w:hAnsi="Arial" w:eastAsia="Arial" w:cs="Arial"/>
-          <w:b/>
-          <w:color w:val="000000"/>
-          <w:sz w:val="20"/>
-          <w:u w:val="none"/>
-        </w:rPr>
-        <w:t>QC Tester</w:t>
-      </w:r>
-      <w:r>
-        <w:rPr>
-          <w:rFonts w:ascii="Arial" w:hAnsi="Arial" w:eastAsia="Arial" w:cs="Arial"/>
-          <w:b w:val="0"/>
-          <w:color w:val="000000"/>
-          <w:sz w:val="20"/>
-          <w:u w:val="none"/>
-        </w:rPr>
-        <w:t>: Ryan Xie (ryan.xie@shijigroup.com)</w:t>
-      </w:r>
-    </w:p>
-    <w:p>
-      <w:pPr>
-        <w:spacing w:before="0" w:after="40"/>
-        <w:ind w:left="360" w:hanging="240"/>
-      </w:pPr>
-      <w:r>
-        <w:rPr>
-          <w:rFonts w:ascii="Arial" w:hAnsi="Arial" w:eastAsia="Arial" w:cs="Arial"/>
-          <w:b w:val="0"/>
-          <w:color w:val="000000"/>
-          <w:sz w:val="20"/>
-          <w:u w:val="none"/>
-        </w:rPr>
-        <w:t xml:space="preserve">• </w:t>
-      </w:r>
-      <w:r>
-        <w:rPr>
-          <w:rFonts w:ascii="Arial" w:hAnsi="Arial" w:eastAsia="Arial" w:cs="Arial"/>
-          <w:b/>
-          <w:color w:val="000000"/>
-          <w:sz w:val="20"/>
-          <w:u w:val="none"/>
-        </w:rPr>
-        <w:t>QC Reviewer</w:t>
-      </w:r>
-      <w:r>
-        <w:rPr>
-          <w:rFonts w:ascii="Arial" w:hAnsi="Arial" w:eastAsia="Arial" w:cs="Arial"/>
-          <w:b w:val="0"/>
-          <w:color w:val="000000"/>
-          <w:sz w:val="20"/>
-          <w:u w:val="none"/>
-        </w:rPr>
-        <w:t>: Eric Fang (eric.fang@shijigroup.com)</w:t>
-      </w:r>
-    </w:p>
-    <w:p>
-      <w:pPr>
-        <w:spacing w:before="200" w:after="120"/>
-      </w:pPr>
-      <w:r>
-        <w:rPr>
-          <w:rFonts w:ascii="Arial" w:hAnsi="Arial" w:eastAsia="Arial" w:cs="Arial"/>
-          <w:b/>
-          <w:color w:val="000000"/>
-          <w:sz w:val="26"/>
-          <w:u w:val="single"/>
-        </w:rPr>
-        <w:t>Appendix</w:t>
-      </w:r>
-    </w:p>
-    <w:p>
-      <w:pPr>
-        <w:spacing w:before="160" w:after="80"/>
-      </w:pPr>
-      <w:r>
-        <w:rPr>
-          <w:rFonts w:ascii="Arial" w:hAnsi="Arial" w:eastAsia="Arial" w:cs="Arial"/>
-          <w:b/>
-          <w:color w:val="001EFF"/>
-          <w:sz w:val="24"/>
-          <w:u w:val="none"/>
-        </w:rPr>
-        <w:t>Acceptance Criteria (from JIRA HERO-67225)</w:t>
-      </w:r>
-    </w:p>
-    <w:p>
-      <w:pPr>
-        <w:spacing w:before="0" w:after="80"/>
-      </w:pPr>
-      <w:r>
-        <w:rPr>
-          <w:rFonts w:ascii="Arial" w:hAnsi="Arial" w:eastAsia="Arial" w:cs="Arial"/>
-          <w:b w:val="0"/>
-          <w:color w:val="000000"/>
-          <w:sz w:val="20"/>
-          <w:u w:val="none"/>
-        </w:rPr>
-        <w:t>Upgrade Java version to 25 - Windows Client</w:t>
-      </w:r>
-    </w:p>
-    <w:p>
-      <w:pPr>
-        <w:spacing w:before="0" w:after="80"/>
-      </w:pPr>
-      <w:r>
-        <w:rPr>
-          <w:rFonts w:ascii="Arial" w:hAnsi="Arial" w:eastAsia="Arial" w:cs="Arial"/>
-          <w:b w:val="0"/>
-          <w:color w:val="000000"/>
-          <w:sz w:val="20"/>
-          <w:u w:val="none"/>
-        </w:rPr>
-        <w:t>The POS Windows Client must be upgraded to use the Java 25 runtime. After the upgrade:</w:t>
-      </w:r>
-    </w:p>
-    <w:p>
-      <w:pPr>
-        <w:spacing w:before="0" w:after="40"/>
-        <w:ind w:left="360" w:hanging="240"/>
-      </w:pPr>
-      <w:r>
-        <w:rPr>
-          <w:rFonts w:ascii="Arial" w:hAnsi="Arial" w:eastAsia="Arial" w:cs="Arial"/>
-          <w:b w:val="0"/>
-          <w:color w:val="000000"/>
-          <w:sz w:val="20"/>
-          <w:u w:val="none"/>
-        </w:rPr>
-        <w:t>• The POS Windows Client must install and launch successfully on supported Windows operating systems</w:t>
-      </w:r>
-    </w:p>
-    <w:p>
-      <w:pPr>
-        <w:spacing w:before="0" w:after="40"/>
-        <w:ind w:left="360" w:hanging="240"/>
-      </w:pPr>
-      <w:r>
-        <w:rPr>
-          <w:rFonts w:ascii="Arial" w:hAnsi="Arial" w:eastAsia="Arial" w:cs="Arial"/>
-          <w:b w:val="0"/>
-          <w:color w:val="000000"/>
-          <w:sz w:val="20"/>
-          <w:u w:val="none"/>
-        </w:rPr>
-        <w:t>• All core POS functions (login, check operations, payments, reports, printing, built-in browser) must continue to work correctly</w:t>
-      </w:r>
-    </w:p>
-    <w:p>
-      <w:pPr>
-        <w:spacing w:before="0" w:after="40"/>
-        <w:ind w:left="360" w:hanging="240"/>
-      </w:pPr>
-      <w:r>
-        <w:rPr>
-          <w:rFonts w:ascii="Arial" w:hAnsi="Arial" w:eastAsia="Arial" w:cs="Arial"/>
-          <w:b w:val="0"/>
-          <w:color w:val="000000"/>
-          <w:sz w:val="20"/>
-          <w:u w:val="none"/>
-        </w:rPr>
-        <w:t>• HTTP and HTTPS communication with backend services must continue to function correctly</w:t>
-      </w:r>
-    </w:p>
-    <w:p>
-      <w:pPr>
-        <w:spacing w:before="0" w:after="40"/>
-        <w:ind w:left="360" w:hanging="240"/>
-      </w:pPr>
-      <w:r>
-        <w:rPr>
-          <w:rFonts w:ascii="Arial" w:hAnsi="Arial" w:eastAsia="Arial" w:cs="Arial"/>
-          <w:b w:val="0"/>
-          <w:color w:val="000000"/>
-          <w:sz w:val="20"/>
-          <w:u w:val="none"/>
-        </w:rPr>
-        <w:t>• The system must remain stable under typical workloads with no crashes, hangs or memory leaks</w:t>
+        <w:t>3. After restarting the client, all transaction data is retained and accessible without loss.</w:t>
       </w:r>
     </w:p>
     <w:sectPr>
